--- a/downloads/teacher/03 Course Design/04 Lesson Template.docx
+++ b/downloads/teacher/03 Course Design/04 Lesson Template.docx
@@ -290,58 +290,6 @@
       <w:r>
         <w:t xml:space="preserve">By the end of this lesson, students will be able to:</w:t>
       </w:r>
-      <w:r>
-        <w:t xml:space="preserve"> </w:t>
-      </w:r>
-      <w:r>
-        <w:t xml:space="preserve">1. (Low: remember or understand) [condition], [measurable verb] [what].</w:t>
-      </w:r>
-      <w:r>
-        <w:t xml:space="preserve"> </w:t>
-      </w:r>
-      <w:r>
-        <w:t xml:space="preserve">2. (Mid: apply or analyze) [condition], [measurable verb] [what].</w:t>
-      </w:r>
-      <w:r>
-        <w:t xml:space="preserve"> </w:t>
-      </w:r>
-      <w:r>
-        <w:t xml:space="preserve">3. (High: evaluate or create) [condition], [measurable verb] [what].</w:t>
-      </w:r>
-    </w:p>
-    <w:p>
-      <w:pPr>
-        <w:pStyle w:val="Heading2"/>
-      </w:pPr>
-      <w:bookmarkStart w:id="25" w:name="vocabulary"/>
-      <w:r>
-        <w:t xml:space="preserve">Vocabulary</w:t>
-      </w:r>
-      <w:bookmarkEnd w:id="25"/>
-    </w:p>
-    <w:p>
-      <w:pPr>
-        <w:pStyle w:val="FirstParagraph"/>
-      </w:pPr>
-      <w:r>
-        <w:t xml:space="preserve">Tier 2 (general academic): [3 to 5 words]</w:t>
-      </w:r>
-      <w:r>
-        <w:t xml:space="preserve"> </w:t>
-      </w:r>
-      <w:r>
-        <w:t xml:space="preserve">Tier 3 (FACS): [3 to 6 words]. See the unit vocabulary list for Turkish, Portuguese, and Spanish.</w:t>
-      </w:r>
-    </w:p>
-    <w:p>
-      <w:pPr>
-        <w:pStyle w:val="Heading2"/>
-      </w:pPr>
-      <w:bookmarkStart w:id="26" w:name="materials-and-setup"/>
-      <w:r>
-        <w:t xml:space="preserve">Materials and setup</w:t>
-      </w:r>
-      <w:bookmarkEnd w:id="26"/>
     </w:p>
     <w:p>
       <w:pPr>
@@ -352,7 +300,7 @@
         <w:pStyle w:val="Compact"/>
       </w:pPr>
       <w:r>
-        <w:t xml:space="preserve">[everything on the table before the bell, quantities per group]</w:t>
+        <w:t xml:space="preserve">(Low: remember or understand) [condition], [measurable verb] [what].</w:t>
       </w:r>
     </w:p>
     <w:p>
@@ -364,16 +312,7 @@
         <w:pStyle w:val="Compact"/>
       </w:pPr>
       <w:r>
-        <w:t xml:space="preserve">Slides:</w:t>
-      </w:r>
-      <w:r>
-        <w:t xml:space="preserve"> </w:t>
-      </w:r>
-      <w:r>
-        <w:rPr>
-          <w:rStyle w:val="VerbatimChar"/>
-        </w:rPr>
-        <w:t xml:space="preserve">Slides NN.MM - [Title].html</w:t>
+        <w:t xml:space="preserve">(Mid: apply or analyze) [condition], [measurable verb] [what].</w:t>
       </w:r>
     </w:p>
     <w:p>
@@ -385,6 +324,85 @@
         <w:pStyle w:val="Compact"/>
       </w:pPr>
       <w:r>
+        <w:t xml:space="preserve">(High: evaluate or create) [condition], [measurable verb] [what].</w:t>
+      </w:r>
+    </w:p>
+    <w:p>
+      <w:pPr>
+        <w:pStyle w:val="Heading2"/>
+      </w:pPr>
+      <w:bookmarkStart w:id="25" w:name="vocabulary"/>
+      <w:r>
+        <w:t xml:space="preserve">Vocabulary</w:t>
+      </w:r>
+      <w:bookmarkEnd w:id="25"/>
+    </w:p>
+    <w:p>
+      <w:pPr>
+        <w:pStyle w:val="FirstParagraph"/>
+      </w:pPr>
+      <w:r>
+        <w:t xml:space="preserve">Tier 2 (general academic): [3 to 5 words]</w:t>
+      </w:r>
+      <w:r>
+        <w:t xml:space="preserve"> </w:t>
+      </w:r>
+      <w:r>
+        <w:t xml:space="preserve">Tier 3 (FACS): [3 to 6 words]. See the unit vocabulary list for Turkish, Portuguese, and Spanish.</w:t>
+      </w:r>
+    </w:p>
+    <w:p>
+      <w:pPr>
+        <w:pStyle w:val="Heading2"/>
+      </w:pPr>
+      <w:bookmarkStart w:id="26" w:name="materials-and-setup"/>
+      <w:r>
+        <w:t xml:space="preserve">Materials and setup</w:t>
+      </w:r>
+      <w:bookmarkEnd w:id="26"/>
+    </w:p>
+    <w:p>
+      <w:pPr>
+        <w:numPr>
+          <w:ilvl w:val="0"/>
+          <w:numId w:val="1003"/>
+        </w:numPr>
+        <w:pStyle w:val="Compact"/>
+      </w:pPr>
+      <w:r>
+        <w:t xml:space="preserve">[everything on the table before the bell, quantities per group]</w:t>
+      </w:r>
+    </w:p>
+    <w:p>
+      <w:pPr>
+        <w:numPr>
+          <w:ilvl w:val="0"/>
+          <w:numId w:val="1003"/>
+        </w:numPr>
+        <w:pStyle w:val="Compact"/>
+      </w:pPr>
+      <w:r>
+        <w:t xml:space="preserve">Slides:</w:t>
+      </w:r>
+      <w:r>
+        <w:t xml:space="preserve"> </w:t>
+      </w:r>
+      <w:r>
+        <w:rPr>
+          <w:rStyle w:val="VerbatimChar"/>
+        </w:rPr>
+        <w:t xml:space="preserve">Slides NN.MM - [Title].html</w:t>
+      </w:r>
+    </w:p>
+    <w:p>
+      <w:pPr>
+        <w:numPr>
+          <w:ilvl w:val="0"/>
+          <w:numId w:val="1003"/>
+        </w:numPr>
+        <w:pStyle w:val="Compact"/>
+      </w:pPr>
+      <w:r>
         <w:t xml:space="preserve">Handouts:</w:t>
       </w:r>
       <w:r>
@@ -407,7 +425,7 @@
       <w:pPr>
         <w:numPr>
           <w:ilvl w:val="0"/>
-          <w:numId w:val="1002"/>
+          <w:numId w:val="1003"/>
         </w:numPr>
         <w:pStyle w:val="Compact"/>
       </w:pPr>
@@ -744,201 +762,225 @@
       <w:r>
         <w:t xml:space="preserve">Monitor understanding:</w:t>
       </w:r>
-      <w:r>
-        <w:t xml:space="preserve"> </w:t>
-      </w:r>
-      <w:r>
-        <w:t xml:space="preserve">- [question]</w:t>
-      </w:r>
-      <w:r>
-        <w:t xml:space="preserve"> </w:t>
-      </w:r>
-      <w:r>
-        <w:t xml:space="preserve">- [question]</w:t>
-      </w:r>
-    </w:p>
-    <w:p>
-      <w:pPr>
-        <w:pStyle w:val="BodyText"/>
-      </w:pPr>
-      <w:r>
-        <w:t xml:space="preserve">Deepen learning (why and how, tied to their lives):</w:t>
-      </w:r>
-      <w:r>
-        <w:t xml:space="preserve"> </w:t>
-      </w:r>
-      <w:r>
-        <w:t xml:space="preserve">- [question]</w:t>
-      </w:r>
-      <w:r>
-        <w:t xml:space="preserve"> </w:t>
-      </w:r>
-      <w:r>
-        <w:t xml:space="preserve">- [question]</w:t>
-      </w:r>
-    </w:p>
-    <w:p>
-      <w:pPr>
-        <w:pStyle w:val="Heading2"/>
-      </w:pPr>
-      <w:bookmarkStart w:id="31" w:name="check-for-understanding"/>
-      <w:r>
-        <w:t xml:space="preserve">Check for understanding</w:t>
-      </w:r>
-      <w:bookmarkEnd w:id="31"/>
-    </w:p>
-    <w:p>
-      <w:pPr>
-        <w:pStyle w:val="FirstParagraph"/>
-      </w:pPr>
-      <w:r>
-        <w:t xml:space="preserve">[The quick, ungraded check during the lesson: clipboard checklist, thumbs, whiteboard answer, one-sentence share. Name the tool and what a</w:t>
-      </w:r>
-      <w:r>
-        <w:t xml:space="preserve"> </w:t>
-      </w:r>
-      <w:r>
-        <w:t xml:space="preserve">“</w:t>
-      </w:r>
-      <w:r>
-        <w:t xml:space="preserve">got it</w:t>
-      </w:r>
-      <w:r>
-        <w:t xml:space="preserve">”</w:t>
-      </w:r>
-      <w:r>
-        <w:t xml:space="preserve"> </w:t>
-      </w:r>
-      <w:r>
-        <w:t xml:space="preserve">answer looks like.]</w:t>
-      </w:r>
-    </w:p>
-    <w:p>
-      <w:pPr>
-        <w:pStyle w:val="Heading2"/>
-      </w:pPr>
-      <w:bookmarkStart w:id="32" w:name="closure-time-n-min"/>
-      <w:r>
-        <w:t xml:space="preserve">Closure (Time: N min)</w:t>
-      </w:r>
-      <w:bookmarkEnd w:id="32"/>
-    </w:p>
-    <w:p>
-      <w:pPr>
-        <w:pStyle w:val="FirstParagraph"/>
-      </w:pPr>
-      <w:r>
-        <w:t xml:space="preserve">[Students summarize, not the teacher. 3-2-1 exit card or equivalent, plus two or three students read one line aloud. Sort cards into</w:t>
-      </w:r>
-      <w:r>
-        <w:t xml:space="preserve"> </w:t>
-      </w:r>
-      <w:r>
-        <w:t xml:space="preserve">“</w:t>
-      </w:r>
-      <w:r>
-        <w:t xml:space="preserve">got it</w:t>
-      </w:r>
-      <w:r>
-        <w:t xml:space="preserve">”</w:t>
-      </w:r>
-      <w:r>
-        <w:t xml:space="preserve"> </w:t>
-      </w:r>
-      <w:r>
-        <w:t xml:space="preserve">and</w:t>
-      </w:r>
-      <w:r>
-        <w:t xml:space="preserve"> </w:t>
-      </w:r>
-      <w:r>
-        <w:t xml:space="preserve">“</w:t>
-      </w:r>
-      <w:r>
-        <w:t xml:space="preserve">needs more.</w:t>
-      </w:r>
-      <w:r>
-        <w:t xml:space="preserve">”</w:t>
-      </w:r>
-      <w:r>
-        <w:t xml:space="preserve">]</w:t>
-      </w:r>
-    </w:p>
-    <w:p>
-      <w:pPr>
-        <w:pStyle w:val="Heading2"/>
-      </w:pPr>
-      <w:bookmarkStart w:id="33" w:name="differentiation-and-supports"/>
-      <w:r>
-        <w:t xml:space="preserve">Differentiation and supports</w:t>
-      </w:r>
-      <w:bookmarkEnd w:id="33"/>
     </w:p>
     <w:p>
       <w:pPr>
         <w:numPr>
           <w:ilvl w:val="0"/>
-          <w:numId w:val="1003"/>
+          <w:numId w:val="1004"/>
         </w:numPr>
         <w:pStyle w:val="Compact"/>
       </w:pPr>
       <w:r>
-        <w:t xml:space="preserve">ELL: [sentence starters; translated vocabulary card; visual step card; partner with a bilingual peer where possible]</w:t>
+        <w:t xml:space="preserve">[question]</w:t>
       </w:r>
     </w:p>
     <w:p>
       <w:pPr>
         <w:numPr>
           <w:ilvl w:val="0"/>
-          <w:numId w:val="1003"/>
+          <w:numId w:val="1004"/>
         </w:numPr>
         <w:pStyle w:val="Compact"/>
       </w:pPr>
       <w:r>
-        <w:t xml:space="preserve">IEP and 504 (general): [extended time; printed steps; choice of product; seat and partner; fidgets allowed]</w:t>
+        <w:t xml:space="preserve">[question]</w:t>
+      </w:r>
+    </w:p>
+    <w:p>
+      <w:pPr>
+        <w:pStyle w:val="FirstParagraph"/>
+      </w:pPr>
+      <w:r>
+        <w:t xml:space="preserve">Deepen learning (why and how, tied to their lives):</w:t>
       </w:r>
     </w:p>
     <w:p>
       <w:pPr>
         <w:numPr>
           <w:ilvl w:val="0"/>
-          <w:numId w:val="1003"/>
+          <w:numId w:val="1005"/>
         </w:numPr>
         <w:pStyle w:val="Compact"/>
       </w:pPr>
       <w:r>
-        <w:t xml:space="preserve">Grade 6 support: [the simpler version of the task]</w:t>
+        <w:t xml:space="preserve">[question]</w:t>
       </w:r>
     </w:p>
     <w:p>
       <w:pPr>
         <w:numPr>
           <w:ilvl w:val="0"/>
-          <w:numId w:val="1003"/>
+          <w:numId w:val="1005"/>
         </w:numPr>
         <w:pStyle w:val="Compact"/>
       </w:pPr>
       <w:r>
-        <w:t xml:space="preserve">Grade 8 stretch: [the harder version]</w:t>
-      </w:r>
+        <w:t xml:space="preserve">[question]</w:t>
+      </w:r>
+    </w:p>
+    <w:p>
+      <w:pPr>
+        <w:pStyle w:val="Heading2"/>
+      </w:pPr>
+      <w:bookmarkStart w:id="31" w:name="check-for-understanding"/>
+      <w:r>
+        <w:t xml:space="preserve">Check for understanding</w:t>
+      </w:r>
+      <w:bookmarkEnd w:id="31"/>
+    </w:p>
+    <w:p>
+      <w:pPr>
+        <w:pStyle w:val="FirstParagraph"/>
+      </w:pPr>
+      <w:r>
+        <w:t xml:space="preserve">[The quick, ungraded check during the lesson: clipboard checklist, thumbs, whiteboard answer, one-sentence share. Name the tool and what a</w:t>
+      </w:r>
+      <w:r>
+        <w:t xml:space="preserve"> </w:t>
+      </w:r>
+      <w:r>
+        <w:t xml:space="preserve">“</w:t>
+      </w:r>
+      <w:r>
+        <w:t xml:space="preserve">got it</w:t>
+      </w:r>
+      <w:r>
+        <w:t xml:space="preserve">”</w:t>
+      </w:r>
+      <w:r>
+        <w:t xml:space="preserve"> </w:t>
+      </w:r>
+      <w:r>
+        <w:t xml:space="preserve">answer looks like.]</w:t>
+      </w:r>
+    </w:p>
+    <w:p>
+      <w:pPr>
+        <w:pStyle w:val="Heading2"/>
+      </w:pPr>
+      <w:bookmarkStart w:id="32" w:name="closure-time-n-min"/>
+      <w:r>
+        <w:t xml:space="preserve">Closure (Time: N min)</w:t>
+      </w:r>
+      <w:bookmarkEnd w:id="32"/>
+    </w:p>
+    <w:p>
+      <w:pPr>
+        <w:pStyle w:val="FirstParagraph"/>
+      </w:pPr>
+      <w:r>
+        <w:t xml:space="preserve">[Students summarize, not the teacher. 3-2-1 exit card or equivalent, plus two or three students read one line aloud. Sort cards into</w:t>
+      </w:r>
+      <w:r>
+        <w:t xml:space="preserve"> </w:t>
+      </w:r>
+      <w:r>
+        <w:t xml:space="preserve">“</w:t>
+      </w:r>
+      <w:r>
+        <w:t xml:space="preserve">got it</w:t>
+      </w:r>
+      <w:r>
+        <w:t xml:space="preserve">”</w:t>
+      </w:r>
+      <w:r>
+        <w:t xml:space="preserve"> </w:t>
+      </w:r>
+      <w:r>
+        <w:t xml:space="preserve">and</w:t>
+      </w:r>
+      <w:r>
+        <w:t xml:space="preserve"> </w:t>
+      </w:r>
+      <w:r>
+        <w:t xml:space="preserve">“</w:t>
+      </w:r>
+      <w:r>
+        <w:t xml:space="preserve">needs more.</w:t>
+      </w:r>
+      <w:r>
+        <w:t xml:space="preserve">”</w:t>
+      </w:r>
+      <w:r>
+        <w:t xml:space="preserve">]</w:t>
+      </w:r>
+    </w:p>
+    <w:p>
+      <w:pPr>
+        <w:pStyle w:val="Heading2"/>
+      </w:pPr>
+      <w:bookmarkStart w:id="33" w:name="differentiation-and-supports"/>
+      <w:r>
+        <w:t xml:space="preserve">Differentiation and supports</w:t>
+      </w:r>
+      <w:bookmarkEnd w:id="33"/>
     </w:p>
     <w:p>
       <w:pPr>
         <w:numPr>
           <w:ilvl w:val="0"/>
-          <w:numId w:val="1003"/>
+          <w:numId w:val="1006"/>
         </w:numPr>
         <w:pStyle w:val="Compact"/>
       </w:pPr>
       <w:r>
-        <w:t xml:space="preserve">UDL checkpoint used: [name one or two: for example, multiple means of representation (visual step cards plus demo), or engagement (choice of recipe)]</w:t>
+        <w:t xml:space="preserve">ELL: [sentence starters; translated vocabulary card; visual step card; partner with a bilingual peer where possible]</w:t>
       </w:r>
     </w:p>
     <w:p>
       <w:pPr>
         <w:numPr>
           <w:ilvl w:val="0"/>
-          <w:numId w:val="1003"/>
+          <w:numId w:val="1006"/>
+        </w:numPr>
+        <w:pStyle w:val="Compact"/>
+      </w:pPr>
+      <w:r>
+        <w:t xml:space="preserve">IEP and 504 (general): [extended time; printed steps; choice of product; seat and partner; fidgets allowed]</w:t>
+      </w:r>
+    </w:p>
+    <w:p>
+      <w:pPr>
+        <w:numPr>
+          <w:ilvl w:val="0"/>
+          <w:numId w:val="1006"/>
+        </w:numPr>
+        <w:pStyle w:val="Compact"/>
+      </w:pPr>
+      <w:r>
+        <w:t xml:space="preserve">Grade 6 support: [the simpler version of the task]</w:t>
+      </w:r>
+    </w:p>
+    <w:p>
+      <w:pPr>
+        <w:numPr>
+          <w:ilvl w:val="0"/>
+          <w:numId w:val="1006"/>
+        </w:numPr>
+        <w:pStyle w:val="Compact"/>
+      </w:pPr>
+      <w:r>
+        <w:t xml:space="preserve">Grade 8 stretch: [the harder version]</w:t>
+      </w:r>
+    </w:p>
+    <w:p>
+      <w:pPr>
+        <w:numPr>
+          <w:ilvl w:val="0"/>
+          <w:numId w:val="1006"/>
+        </w:numPr>
+        <w:pStyle w:val="Compact"/>
+      </w:pPr>
+      <w:r>
+        <w:t xml:space="preserve">UDL checkpoint used: [name one or two: for example, multiple means of representation (visual step cards plus demo), or engagement (choice of recipe)]</w:t>
+      </w:r>
+    </w:p>
+    <w:p>
+      <w:pPr>
+        <w:numPr>
+          <w:ilvl w:val="0"/>
+          <w:numId w:val="1006"/>
         </w:numPr>
         <w:pStyle w:val="Compact"/>
       </w:pPr>
@@ -1480,6 +1522,118 @@
       </w:pPr>
     </w:lvl>
   </w:abstractNum>
+  <w:abstractNum w:abstractNumId="99411">
+    <w:nsid w:val="71315dca"/>
+    <w:multiLevelType w:val="multilevel"/>
+    <w:lvl w:ilvl="0">
+      <w:start w:val="1"/>
+      <w:numFmt w:val="decimal"/>
+      <w:lvlText w:val="%1."/>
+      <w:lvlJc w:val="left"/>
+      <w:pPr>
+        <w:tabs>
+          <w:tab w:val="num" w:pos="0"/>
+        </w:tabs>
+        <w:ind w:left="480" w:hanging="480"/>
+      </w:pPr>
+    </w:lvl>
+    <w:lvl w:ilvl="1">
+      <w:start w:val="1"/>
+      <w:numFmt w:val="decimal"/>
+      <w:lvlText w:val="%2."/>
+      <w:lvlJc w:val="left"/>
+      <w:pPr>
+        <w:tabs>
+          <w:tab w:val="num" w:pos="720"/>
+        </w:tabs>
+        <w:ind w:left="1200" w:hanging="480"/>
+      </w:pPr>
+    </w:lvl>
+    <w:lvl w:ilvl="2">
+      <w:start w:val="1"/>
+      <w:numFmt w:val="decimal"/>
+      <w:lvlText w:val="%3."/>
+      <w:lvlJc w:val="left"/>
+      <w:pPr>
+        <w:tabs>
+          <w:tab w:val="num" w:pos="1440"/>
+        </w:tabs>
+        <w:ind w:left="1920" w:hanging="480"/>
+      </w:pPr>
+    </w:lvl>
+    <w:lvl w:ilvl="3">
+      <w:start w:val="1"/>
+      <w:numFmt w:val="decimal"/>
+      <w:lvlText w:val="%4."/>
+      <w:lvlJc w:val="left"/>
+      <w:pPr>
+        <w:tabs>
+          <w:tab w:val="num" w:pos="2160"/>
+        </w:tabs>
+        <w:ind w:left="2640" w:hanging="480"/>
+      </w:pPr>
+    </w:lvl>
+    <w:lvl w:ilvl="4">
+      <w:start w:val="1"/>
+      <w:numFmt w:val="decimal"/>
+      <w:lvlText w:val="%5."/>
+      <w:lvlJc w:val="left"/>
+      <w:pPr>
+        <w:tabs>
+          <w:tab w:val="num" w:pos="2880"/>
+        </w:tabs>
+        <w:ind w:left="3360" w:hanging="480"/>
+      </w:pPr>
+    </w:lvl>
+    <w:lvl w:ilvl="5">
+      <w:start w:val="1"/>
+      <w:numFmt w:val="decimal"/>
+      <w:lvlText w:val="%6."/>
+      <w:lvlJc w:val="left"/>
+      <w:pPr>
+        <w:tabs>
+          <w:tab w:val="num" w:pos="3600"/>
+        </w:tabs>
+        <w:ind w:left="4080" w:hanging="480"/>
+      </w:pPr>
+    </w:lvl>
+    <w:lvl w:ilvl="6">
+      <w:start w:val="1"/>
+      <w:numFmt w:val="decimal"/>
+      <w:lvlText w:val="%7."/>
+      <w:lvlJc w:val="left"/>
+      <w:pPr>
+        <w:tabs>
+          <w:tab w:val="num" w:pos="4320"/>
+        </w:tabs>
+        <w:ind w:left="4800" w:hanging="480"/>
+      </w:pPr>
+    </w:lvl>
+    <w:lvl w:ilvl="7">
+      <w:start w:val="1"/>
+      <w:numFmt w:val="decimal"/>
+      <w:lvlText w:val="%8."/>
+      <w:lvlJc w:val="left"/>
+      <w:pPr>
+        <w:tabs>
+          <w:tab w:val="num" w:pos="5040"/>
+        </w:tabs>
+        <w:ind w:left="5520" w:hanging="480"/>
+      </w:pPr>
+    </w:lvl>
+    <w:lvl w:ilvl="8">
+      <w:start w:val="1"/>
+      <w:numFmt w:val="decimal"/>
+      <w:lvlText w:val="%9."/>
+      <w:lvlJc w:val="left"/>
+      <w:pPr>
+        <w:tabs>
+          <w:tab w:val="num" w:pos="5760"/>
+        </w:tabs>
+        <w:ind w:left="6240" w:hanging="480"/>
+      </w:pPr>
+    </w:lvl>
+  </w:abstractNum>
   <w:num w:numId="1000">
     <w:abstractNumId w:val="990"/>
   </w:num>
@@ -1487,9 +1641,45 @@
     <w:abstractNumId w:val="991"/>
   </w:num>
   <w:num w:numId="1002">
+    <w:abstractNumId w:val="99411"/>
+    <w:lvlOverride w:ilvl="0">
+      <w:startOverride w:val="1"/>
+    </w:lvlOverride>
+    <w:lvlOverride w:ilvl="1">
+      <w:startOverride w:val="1"/>
+    </w:lvlOverride>
+    <w:lvlOverride w:ilvl="2">
+      <w:startOverride w:val="1"/>
+    </w:lvlOverride>
+    <w:lvlOverride w:ilvl="3">
+      <w:startOverride w:val="1"/>
+    </w:lvlOverride>
+    <w:lvlOverride w:ilvl="4">
+      <w:startOverride w:val="1"/>
+    </w:lvlOverride>
+    <w:lvlOverride w:ilvl="5">
+      <w:startOverride w:val="1"/>
+    </w:lvlOverride>
+    <w:lvlOverride w:ilvl="6">
+      <w:startOverride w:val="1"/>
+    </w:lvlOverride>
+    <w:lvlOverride w:ilvl="7">
+      <w:startOverride w:val="1"/>
+    </w:lvlOverride>
+    <w:lvlOverride w:ilvl="8">
+      <w:startOverride w:val="1"/>
+    </w:lvlOverride>
+  </w:num>
+  <w:num w:numId="1003">
     <w:abstractNumId w:val="991"/>
   </w:num>
-  <w:num w:numId="1003">
+  <w:num w:numId="1004">
+    <w:abstractNumId w:val="991"/>
+  </w:num>
+  <w:num w:numId="1005">
+    <w:abstractNumId w:val="991"/>
+  </w:num>
+  <w:num w:numId="1006">
     <w:abstractNumId w:val="991"/>
   </w:num>
 </w:numbering>

--- a/downloads/teacher/03 Course Design/04 Lesson Template.docx
+++ b/downloads/teacher/03 Course Design/04 Lesson Template.docx
@@ -32,7 +32,7 @@
         <w:t xml:space="preserve"> </w:t>
       </w:r>
       <w:r>
-        <w:t xml:space="preserve">inside the unit folder. One file per lesson even when the lesson runs more than one day. Every block below appears in every lesson, in this order. Write in plain English, short sentences. Student-facing text at a middle school reading level. No em dashes, en dashes, or double hyphens. Placeholders for Sal in [brackets].</w:t>
+        <w:t xml:space="preserve">inside the unit folder. One file per lesson even when the lesson runs more than one day. Every block below appears in every lesson, in this order. Write in plain English, short sentences. Student-facing text at a middle school reading level. No em dashes, en dashes, or double hyphens.</w:t>
       </w:r>
     </w:p>
     <w:p>
@@ -40,7 +40,7 @@
         <w:pStyle w:val="BodyText"/>
       </w:pPr>
       <w:r>
-        <w:t xml:space="preserve">The order matches the Queens College Lesson Framework Sal already writes in (planning, instruction, assessment), so the site version and a version he hands in look the same. If the IDEAL Framework arrives, the blocks get relabeled, not rewritten.</w:t>
+        <w:t xml:space="preserve">The order matches the lesson framework I already write in (planning, instruction, assessment). If the IDEAL Framework arrives, the blocks get relabeled, not rewritten.</w:t>
       </w:r>
     </w:p>
     <w:p>
@@ -1201,7 +1201,7 @@
         <w:pStyle w:val="FirstParagraph"/>
       </w:pPr>
       <w:r>
-        <w:t xml:space="preserve">[URLs or file names for every standard quoted and any outside material used. Sal’s own materials are named by file.]</w:t>
+        <w:t xml:space="preserve">[URLs or file names for every standard quoted and any outside material used. My own materials are named by file.]</w:t>
       </w:r>
     </w:p>
     <w:p>
@@ -1219,22 +1219,7 @@
         <w:pStyle w:val="FirstParagraph"/>
       </w:pPr>
       <w:r>
-        <w:t xml:space="preserve">[What to cut if the period runs short. Common mistakes. What Sal has seen work. Marked</w:t>
-      </w:r>
-      <w:r>
-        <w:t xml:space="preserve"> </w:t>
-      </w:r>
-      <w:r>
-        <w:rPr>
-          <w:rStyle w:val="TeacherNote"/>
-        </w:rPr>
-        <w:t xml:space="preserve">[Sal: …]</w:t>
-      </w:r>
-      <w:r>
-        <w:t xml:space="preserve"> </w:t>
-      </w:r>
-      <w:r>
-        <w:t xml:space="preserve">where his experience should replace the placeholder.]</w:t>
+        <w:t xml:space="preserve">[What to cut if the period runs short. Common mistakes. What I have seen work.]</w:t>
       </w:r>
     </w:p>
     <w:sectPr>
